--- a/competition/zte/final-package/BugMentor-中兴赛道-技术文档.docx
+++ b/competition/zte/final-package/BugMentor-中兴赛道-技术文档.docx
@@ -2485,7 +2485,7 @@
         </w:rPr>
         <w:t xml:space="preserve">前端：</w:t>
       </w:r>
-      <w:hyperlink w:history="1" r:id="rIdlqgi0t17-gzjsqbpqi70l">
+      <w:hyperlink w:history="1" r:id="rId8o70s-z-9od2z5veethik">
         <w:r>
           <w:rPr>
             <w:rFonts w:ascii="Microsoft YaHei" w:cs="Microsoft YaHei" w:eastAsia="Microsoft YaHei" w:hAnsi="Microsoft YaHei"/>
@@ -2511,7 +2511,7 @@
         </w:rPr>
         <w:t xml:space="preserve">后端：</w:t>
       </w:r>
-      <w:hyperlink w:history="1" r:id="rIda7_ifdmsawqfbaedkcp1l">
+      <w:hyperlink w:history="1" r:id="rId9_qfzecqzpm9buoxjas5g">
         <w:r>
           <w:rPr>
             <w:rFonts w:ascii="Microsoft YaHei" w:cs="Microsoft YaHei" w:eastAsia="Microsoft YaHei" w:hAnsi="Microsoft YaHei"/>
@@ -2537,7 +2537,7 @@
         </w:rPr>
         <w:t xml:space="preserve">API 文档：</w:t>
       </w:r>
-      <w:hyperlink w:history="1" r:id="rId9m3mdq9uym_guhandvoil">
+      <w:hyperlink w:history="1" r:id="rIdhnns6neyasg6qz34xa0ic">
         <w:r>
           <w:rPr>
             <w:rFonts w:ascii="Microsoft YaHei" w:cs="Microsoft YaHei" w:eastAsia="Microsoft YaHei" w:hAnsi="Microsoft YaHei"/>

--- a/competition/zte/final-package/BugMentor-中兴赛道-技术文档.docx
+++ b/competition/zte/final-package/BugMentor-中兴赛道-技术文档.docx
@@ -38,7 +38,7 @@
           <w:sz w:val="34"/>
           <w:szCs w:val="34"/>
         </w:rPr>
-        <w:t xml:space="preserve">中兴赛道 · 技术文档</w:t>
+        <w:t xml:space="preserve">中兴赛道命题二 · 技术报告</w:t>
       </w:r>
     </w:p>
     <w:p>
@@ -105,7 +105,7 @@
           <w:sz w:val="22"/>
           <w:szCs w:val="22"/>
         </w:rPr>
-        <w:t xml:space="preserve">版本：1.0 · 2026-08-30</w:t>
+        <w:t xml:space="preserve">版本：1.1 · 2026-09-05</w:t>
       </w:r>
     </w:p>
     <w:p>
@@ -145,7 +145,7 @@
         <w:rPr>
           <w:rFonts w:ascii="Microsoft YaHei" w:cs="Microsoft YaHei" w:eastAsia="Microsoft YaHei" w:hAnsi="Microsoft YaHei"/>
         </w:rPr>
-        <w:t xml:space="preserve">参赛命题：中兴赛道——专业课助教智能体</w:t>
+        <w:t xml:space="preserve">参赛命题：中兴赛道命题二——专业课助教智能体</w:t>
       </w:r>
     </w:p>
     <w:p>
@@ -193,7 +193,7 @@
         <w:rPr>
           <w:rFonts w:ascii="Microsoft YaHei" w:cs="Microsoft YaHei" w:eastAsia="Microsoft YaHei" w:hAnsi="Microsoft YaHei"/>
         </w:rPr>
-        <w:t xml:space="preserve">文档版本：1.0（2026-08-30）</w:t>
+        <w:t xml:space="preserve">文档版本：1.1（2026-09-05）</w:t>
       </w:r>
     </w:p>
     <w:p>
@@ -205,7 +205,7 @@
         <w:rPr>
           <w:rFonts w:ascii="Microsoft YaHei" w:cs="Microsoft YaHei" w:eastAsia="Microsoft YaHei" w:hAnsi="Microsoft YaHei"/>
         </w:rPr>
-        <w:t xml:space="preserve">1. 项目概述</w:t>
+        <w:t xml:space="preserve">1. 摘要</w:t>
       </w:r>
     </w:p>
     <w:p>
@@ -228,6 +228,17 @@
           <w:rFonts w:ascii="Microsoft YaHei" w:cs="Microsoft YaHei" w:eastAsia="Microsoft YaHei" w:hAnsi="Microsoft YaHei"/>
         </w:rPr>
         <w:t xml:space="preserve">系统围绕中兴命题要求构建“追问—纠错—再讲解”闭环：学生提交代码和报错，AI 给出当前级别提示；学生必须先提交自己的判断并获得反馈，才能解锁下一等级；修改代码后由确定性规则进行验证；验证成功才解锁学习复盘，代码再次变化会使旧验证结论失效。第三级后系统提供可核验的课程知识依据；保存复盘后，再按历史高频错误生成复习建议与迁移练习。</w:t>
+      </w:r>
+    </w:p>
+    <w:p>
+      <w:pPr>
+        <w:spacing w:after="120" w:line="360"/>
+      </w:pPr>
+      <w:r>
+        <w:rPr>
+          <w:rFonts w:ascii="Microsoft YaHei" w:cs="Microsoft YaHei" w:eastAsia="Microsoft YaHei" w:hAnsi="Microsoft YaHei"/>
+        </w:rPr>
+        <w:t xml:space="preserve">BugMentor 采用 React、FastAPI 与 DeepSeek 构建在线 Web 应用，并使用可测试的前端规则控制提示解锁、修改验证、知识依据和复习建议。当前支持 IndexError、TypeError 和特定 SyntaxError 的确定性静态验证，前端 35 项、后端 12 项自动化测试均已通过。应用已部署到 Vercel 与 Render，可提供复现证据。系统不在服务器执行用户代码，学习记录默认保存在浏览器本地，并明确验证范围、模型风险与隐私边界。</w:t>
       </w:r>
     </w:p>
     <w:p>
@@ -239,7 +250,7 @@
         <w:rPr>
           <w:rFonts w:ascii="Microsoft YaHei" w:cs="Microsoft YaHei" w:eastAsia="Microsoft YaHei" w:hAnsi="Microsoft YaHei"/>
         </w:rPr>
-        <w:t xml:space="preserve">2. 目标用户与场景</w:t>
+        <w:t xml:space="preserve">2. 问题理解与业务场景</w:t>
       </w:r>
     </w:p>
     <w:p>
@@ -304,6 +315,17 @@
           <w:rFonts w:ascii="Microsoft YaHei" w:cs="Microsoft YaHei" w:eastAsia="Microsoft YaHei" w:hAnsi="Microsoft YaHei"/>
         </w:rPr>
         <w:t xml:space="preserve">助教场景：重复性的基础报错由系统先行分级引导，助教集中处理更复杂问题。</w:t>
+      </w:r>
+    </w:p>
+    <w:p>
+      <w:pPr>
+        <w:spacing w:after="120" w:line="360"/>
+      </w:pPr>
+      <w:r>
+        <w:rPr>
+          <w:rFonts w:ascii="Microsoft YaHei" w:cs="Microsoft YaHei" w:eastAsia="Microsoft YaHei" w:hAnsi="Microsoft YaHei"/>
+        </w:rPr>
+        <w:t xml:space="preserve">核心痛点包括：通用 AI 容易直接给出成品答案，学生缺少表达判断与验证猜想的机会；一次修复结束后缺少结构化复盘；助教需要重复回答基础错误。系统输入为 Python 代码、预期结果、报错信息和学生判断，输出为受等级约束的提示、判断反馈、静态验证结果、知识依据及学习复盘。应用价值是把“观察—假设—验证—复盘”固化为可重复的学习流程。</w:t>
       </w:r>
     </w:p>
     <w:p>
@@ -315,7 +337,115 @@
         <w:rPr>
           <w:rFonts w:ascii="Microsoft YaHei" w:cs="Microsoft YaHei" w:eastAsia="Microsoft YaHei" w:hAnsi="Microsoft YaHei"/>
         </w:rPr>
-        <w:t xml:space="preserve">3. 总体架构</w:t>
+        <w:t xml:space="preserve">3. 总体技术路线</w:t>
+      </w:r>
+    </w:p>
+    <w:p>
+      <w:pPr>
+        <w:pStyle w:val="ListParagraph"/>
+        <w:numPr>
+          <w:ilvl w:val="0"/>
+          <w:numId w:val="2"/>
+        </w:numPr>
+        <w:spacing w:after="80" w:line="340"/>
+      </w:pPr>
+      <w:r>
+        <w:rPr>
+          <w:rFonts w:ascii="Microsoft YaHei" w:cs="Microsoft YaHei" w:eastAsia="Microsoft YaHei" w:hAnsi="Microsoft YaHei"/>
+        </w:rPr>
+        <w:t xml:space="preserve">使用 DeepSeek 生成分级提示和对学生判断的反馈，系统提示词约束前四级不能泄露完整答案。</w:t>
+      </w:r>
+    </w:p>
+    <w:p>
+      <w:pPr>
+        <w:pStyle w:val="ListParagraph"/>
+        <w:numPr>
+          <w:ilvl w:val="0"/>
+          <w:numId w:val="2"/>
+        </w:numPr>
+        <w:spacing w:after="80" w:line="340"/>
+      </w:pPr>
+      <w:r>
+        <w:rPr>
+          <w:rFonts w:ascii="Microsoft YaHei" w:cs="Microsoft YaHei" w:eastAsia="Microsoft YaHei" w:hAnsi="Microsoft YaHei"/>
+        </w:rPr>
+        <w:t xml:space="preserve">使用独立状态机控制每级解锁条件，保证学生必须先提交非空判断并收到反馈。</w:t>
+      </w:r>
+    </w:p>
+    <w:p>
+      <w:pPr>
+        <w:pStyle w:val="ListParagraph"/>
+        <w:numPr>
+          <w:ilvl w:val="0"/>
+          <w:numId w:val="2"/>
+        </w:numPr>
+        <w:spacing w:after="80" w:line="340"/>
+      </w:pPr>
+      <w:r>
+        <w:rPr>
+          <w:rFonts w:ascii="Microsoft YaHei" w:cs="Microsoft YaHei" w:eastAsia="Microsoft YaHei" w:hAnsi="Microsoft YaHei"/>
+        </w:rPr>
+        <w:t xml:space="preserve">使用确定性静态规则验证三类典型错误的修改结果；无法可靠判断时返回“不确定”，不伪造运行结论。</w:t>
+      </w:r>
+    </w:p>
+    <w:p>
+      <w:pPr>
+        <w:pStyle w:val="ListParagraph"/>
+        <w:numPr>
+          <w:ilvl w:val="0"/>
+          <w:numId w:val="2"/>
+        </w:numPr>
+        <w:spacing w:after="80" w:line="340"/>
+      </w:pPr>
+      <w:r>
+        <w:rPr>
+          <w:rFonts w:ascii="Microsoft YaHei" w:cs="Microsoft YaHei" w:eastAsia="Microsoft YaHei" w:hAnsi="Microsoft YaHei"/>
+        </w:rPr>
+        <w:t xml:space="preserve">使用本地知识元数据提供 Python 官方文档依据，并依据历史错误频次生成复习计划和迁移练习。</w:t>
+      </w:r>
+    </w:p>
+    <w:p>
+      <w:pPr>
+        <w:pStyle w:val="ListParagraph"/>
+        <w:numPr>
+          <w:ilvl w:val="0"/>
+          <w:numId w:val="2"/>
+        </w:numPr>
+        <w:spacing w:after="80" w:line="340"/>
+      </w:pPr>
+      <w:r>
+        <w:rPr>
+          <w:rFonts w:ascii="Microsoft YaHei" w:cs="Microsoft YaHei" w:eastAsia="Microsoft YaHei" w:hAnsi="Microsoft YaHei"/>
+        </w:rPr>
+        <w:t xml:space="preserve">使用 localStorage 保存当前会话和最近 20 条复盘；后端只承担请求校验、AI 代理、安全头、CORS 与健康检查。</w:t>
+      </w:r>
+    </w:p>
+    <w:p>
+      <w:pPr>
+        <w:pStyle w:val="ListParagraph"/>
+        <w:numPr>
+          <w:ilvl w:val="0"/>
+          <w:numId w:val="2"/>
+        </w:numPr>
+        <w:spacing w:after="80" w:line="340"/>
+      </w:pPr>
+      <w:r>
+        <w:rPr>
+          <w:rFonts w:ascii="Microsoft YaHei" w:cs="Microsoft YaHei" w:eastAsia="Microsoft YaHei" w:hAnsi="Microsoft YaHei"/>
+        </w:rPr>
+        <w:t xml:space="preserve">使用自动化测试、GitHub Actions、线上冒烟脚本和视觉证据形成可复现的质量链路。</w:t>
+      </w:r>
+    </w:p>
+    <w:p>
+      <w:pPr>
+        <w:pStyle w:val="Heading1"/>
+        <w:keepNext/>
+      </w:pPr>
+      <w:r>
+        <w:rPr>
+          <w:rFonts w:ascii="Microsoft YaHei" w:cs="Microsoft YaHei" w:eastAsia="Microsoft YaHei" w:hAnsi="Microsoft YaHei"/>
+        </w:rPr>
+        <w:t xml:space="preserve">4. 系统架构</w:t>
       </w:r>
     </w:p>
     <w:p>
@@ -484,14 +614,14 @@
     </w:p>
     <w:p>
       <w:pPr>
-        <w:pStyle w:val="Heading1"/>
+        <w:pStyle w:val="Heading2"/>
         <w:keepNext/>
       </w:pPr>
       <w:r>
         <w:rPr>
           <w:rFonts w:ascii="Microsoft YaHei" w:cs="Microsoft YaHei" w:eastAsia="Microsoft YaHei" w:hAnsi="Microsoft YaHei"/>
         </w:rPr>
-        <w:t xml:space="preserve">4. 模块设计</w:t>
+        <w:t xml:space="preserve">4.1 模块职责</w:t>
       </w:r>
     </w:p>
     <w:tbl>
@@ -1256,7 +1386,19 @@
         <w:rPr>
           <w:rFonts w:ascii="Microsoft YaHei" w:cs="Microsoft YaHei" w:eastAsia="Microsoft YaHei" w:hAnsi="Microsoft YaHei"/>
         </w:rPr>
-        <w:t xml:space="preserve">5. 核心业务流程</w:t>
+        <w:t xml:space="preserve">5. 核心算法与关键模块</w:t>
+      </w:r>
+    </w:p>
+    <w:p>
+      <w:pPr>
+        <w:pStyle w:val="Heading2"/>
+        <w:keepNext/>
+      </w:pPr>
+      <w:r>
+        <w:rPr>
+          <w:rFonts w:ascii="Microsoft YaHei" w:cs="Microsoft YaHei" w:eastAsia="Microsoft YaHei" w:hAnsi="Microsoft YaHei"/>
+        </w:rPr>
+        <w:t xml:space="preserve">5.1 核心业务流程</w:t>
       </w:r>
     </w:p>
     <w:p>
@@ -1511,7 +1653,7 @@
         <w:rPr>
           <w:rFonts w:ascii="Microsoft YaHei" w:cs="Microsoft YaHei" w:eastAsia="Microsoft YaHei" w:hAnsi="Microsoft YaHei"/>
         </w:rPr>
-        <w:t xml:space="preserve">5.1 五级提示约束</w:t>
+        <w:t xml:space="preserve">5.2 五级提示约束</w:t>
       </w:r>
     </w:p>
     <w:p>
@@ -1614,7 +1756,7 @@
         <w:rPr>
           <w:rFonts w:ascii="Microsoft YaHei" w:cs="Microsoft YaHei" w:eastAsia="Microsoft YaHei" w:hAnsi="Microsoft YaHei"/>
         </w:rPr>
-        <w:t xml:space="preserve">5.2 修改后验证</w:t>
+        <w:t xml:space="preserve">5.3 修改后验证</w:t>
       </w:r>
     </w:p>
     <w:p>
@@ -1756,7 +1898,7 @@
         <w:rPr>
           <w:rFonts w:ascii="Microsoft YaHei" w:cs="Microsoft YaHei" w:eastAsia="Microsoft YaHei" w:hAnsi="Microsoft YaHei"/>
         </w:rPr>
-        <w:t xml:space="preserve">5.3 知识依据与个性化复习</w:t>
+        <w:t xml:space="preserve">5.4 知识依据与个性化复习</w:t>
       </w:r>
     </w:p>
     <w:p>
@@ -1868,19 +2010,19 @@
     </w:p>
     <w:p>
       <w:pPr>
-        <w:pStyle w:val="Heading1"/>
+        <w:pStyle w:val="Heading2"/>
         <w:keepNext/>
       </w:pPr>
       <w:r>
         <w:rPr>
           <w:rFonts w:ascii="Microsoft YaHei" w:cs="Microsoft YaHei" w:eastAsia="Microsoft YaHei" w:hAnsi="Microsoft YaHei"/>
         </w:rPr>
-        <w:t xml:space="preserve">6. API 设计</w:t>
-      </w:r>
-    </w:p>
-    <w:p>
-      <w:pPr>
-        <w:pStyle w:val="Heading2"/>
+        <w:t xml:space="preserve">5.5 API 设计</w:t>
+      </w:r>
+    </w:p>
+    <w:p>
+      <w:pPr>
+        <w:pStyle w:val="Heading3"/>
         <w:keepNext/>
       </w:pPr>
       <w:r>
@@ -1906,7 +2048,7 @@
     </w:p>
     <w:p>
       <w:pPr>
-        <w:pStyle w:val="Heading2"/>
+        <w:pStyle w:val="Heading3"/>
         <w:keepNext/>
       </w:pPr>
       <w:r>
@@ -1932,7 +2074,7 @@
     </w:p>
     <w:p>
       <w:pPr>
-        <w:pStyle w:val="Heading2"/>
+        <w:pStyle w:val="Heading3"/>
         <w:keepNext/>
       </w:pPr>
       <w:r>
@@ -2126,7 +2268,41 @@
         <w:rPr>
           <w:rFonts w:ascii="Microsoft YaHei" w:cs="Microsoft YaHei" w:eastAsia="Microsoft YaHei" w:hAnsi="Microsoft YaHei"/>
         </w:rPr>
-        <w:t xml:space="preserve">7. 数据与安全</w:t>
+        <w:t xml:space="preserve">6. 数据与预处理</w:t>
+      </w:r>
+    </w:p>
+    <w:p>
+      <w:pPr>
+        <w:spacing w:after="120" w:line="360"/>
+      </w:pPr>
+      <w:r>
+        <w:rPr>
+          <w:rFonts w:ascii="Microsoft YaHei" w:cs="Microsoft YaHei" w:eastAsia="Microsoft YaHei" w:hAnsi="Microsoft YaHei"/>
+        </w:rPr>
+        <w:t xml:space="preserve">项目不采集训练数据，也不抓取课程平台、题库或学生身份信息。演示代码和迁移练习由参赛者自行编写；知识依据只保存 Python 官方文档链接、规则摘要和核验方式。提交给模型的文本在前后端接受类型、长度和提示等级校验；服务端日志只保留请求 ID、路径、状态码、耗时与异常类型，不记录代码正文。</w:t>
+      </w:r>
+    </w:p>
+    <w:p>
+      <w:pPr>
+        <w:spacing w:after="120" w:line="360"/>
+      </w:pPr>
+      <w:r>
+        <w:rPr>
+          <w:rFonts w:ascii="Microsoft YaHei" w:cs="Microsoft YaHei" w:eastAsia="Microsoft YaHei" w:hAnsi="Microsoft YaHei"/>
+        </w:rPr>
+        <w:t xml:space="preserve">当前会话和学习记录在浏览器中保存。读取旧数据时进行字段类型与版本兼容校验，损坏数据会安全降级；历史记录最多保留 20 条，支持单条删除、全部清空和 JSON 导出。项目没有账号系统、数据库或跨设备画像。</w:t>
+      </w:r>
+    </w:p>
+    <w:p>
+      <w:pPr>
+        <w:pStyle w:val="Heading2"/>
+        <w:keepNext/>
+      </w:pPr>
+      <w:r>
+        <w:rPr>
+          <w:rFonts w:ascii="Microsoft YaHei" w:cs="Microsoft YaHei" w:eastAsia="Microsoft YaHei" w:hAnsi="Microsoft YaHei"/>
+        </w:rPr>
+        <w:t xml:space="preserve">6.1 安全与权限</w:t>
       </w:r>
     </w:p>
     <w:p>
@@ -2353,71 +2529,7 @@
         <w:rPr>
           <w:rFonts w:ascii="Microsoft YaHei" w:cs="Microsoft YaHei" w:eastAsia="Microsoft YaHei" w:hAnsi="Microsoft YaHei"/>
         </w:rPr>
-        <w:t xml:space="preserve">8. 测试与工程质量</w:t>
-      </w:r>
-    </w:p>
-    <w:p>
-      <w:pPr>
-        <w:pStyle w:val="ListParagraph"/>
-        <w:numPr>
-          <w:ilvl w:val="0"/>
-          <w:numId w:val="1"/>
-        </w:numPr>
-        <w:spacing w:after="80" w:line="340"/>
-      </w:pPr>
-      <w:r>
-        <w:rPr>
-          <w:rFonts w:ascii="Microsoft YaHei" w:cs="Microsoft YaHei" w:eastAsia="Microsoft YaHei" w:hAnsi="Microsoft YaHei"/>
-        </w:rPr>
-        <w:t xml:space="preserve">前端 35 项自动化测试：验证器、提示锁、会话恢复、演示数据、知识依据、复习计划、迁移练习、导出结构和异常数据降级等。</w:t>
-      </w:r>
-    </w:p>
-    <w:p>
-      <w:pPr>
-        <w:pStyle w:val="ListParagraph"/>
-        <w:numPr>
-          <w:ilvl w:val="0"/>
-          <w:numId w:val="1"/>
-        </w:numPr>
-        <w:spacing w:after="80" w:line="340"/>
-      </w:pPr>
-      <w:r>
-        <w:rPr>
-          <w:rFonts w:ascii="Microsoft YaHei" w:cs="Microsoft YaHei" w:eastAsia="Microsoft YaHei" w:hAnsi="Microsoft YaHei"/>
-        </w:rPr>
-        <w:t xml:space="preserve">后端 12 项自动化测试：正常响应、AI 异常、字段边界、健康检查、安全头、请求 ID 和 CORS。</w:t>
-      </w:r>
-    </w:p>
-    <w:p>
-      <w:pPr>
-        <w:pStyle w:val="ListParagraph"/>
-        <w:numPr>
-          <w:ilvl w:val="0"/>
-          <w:numId w:val="1"/>
-        </w:numPr>
-        <w:spacing w:after="80" w:line="340"/>
-      </w:pPr>
-      <w:r>
-        <w:rPr>
-          <w:rFonts w:ascii="Microsoft YaHei" w:cs="Microsoft YaHei" w:eastAsia="Microsoft YaHei" w:hAnsi="Microsoft YaHei"/>
-        </w:rPr>
-        <w:t xml:space="preserve">GitHub Actions 在每次推送和拉取请求时自动运行测试、Lint、构建、依赖检查。</w:t>
-      </w:r>
-    </w:p>
-    <w:p>
-      <w:pPr>
-        <w:pStyle w:val="ListParagraph"/>
-        <w:numPr>
-          <w:ilvl w:val="0"/>
-          <w:numId w:val="1"/>
-        </w:numPr>
-        <w:spacing w:after="80" w:line="340"/>
-      </w:pPr>
-      <w:r>
-        <w:rPr>
-          <w:rFonts w:ascii="Microsoft YaHei" w:cs="Microsoft YaHei" w:eastAsia="Microsoft YaHei" w:hAnsi="Microsoft YaHei"/>
-        </w:rPr>
-        <w:t xml:space="preserve">线上验收脚本检查前后端状态、健康接口、安全头和 CORS。</w:t>
+        <w:t xml:space="preserve">7. 实验设计与评估指标</w:t>
       </w:r>
     </w:p>
     <w:p>
@@ -2428,7 +2540,125 @@
         <w:rPr>
           <w:rFonts w:ascii="Microsoft YaHei" w:cs="Microsoft YaHei" w:eastAsia="Microsoft YaHei" w:hAnsi="Microsoft YaHei"/>
         </w:rPr>
-        <w:t xml:space="preserve">正式测试用例见 </w:t>
+        <w:t xml:space="preserve">评测样本由 25 条正式用例组成，覆盖正常、异常、边界、安全、状态恢复、响应式、知识依据、迁移学习与数据导出。其中 TC-01 对应中兴赛道命题二统一必测场景，使用 IndexError 示例检查步骤化解析、错因诊断、追问纠错和关键结论验证。</w:t>
+      </w:r>
+    </w:p>
+    <w:p>
+      <w:pPr>
+        <w:spacing w:after="120" w:line="360"/>
+      </w:pPr>
+      <w:r>
+        <w:rPr>
+          <w:rFonts w:ascii="Microsoft YaHei" w:cs="Microsoft YaHei" w:eastAsia="Microsoft YaHei" w:hAnsi="Microsoft YaHei"/>
+        </w:rPr>
+        <w:t xml:space="preserve">主要指标定义如下：</w:t>
+      </w:r>
+    </w:p>
+    <w:p>
+      <w:pPr>
+        <w:pStyle w:val="ListParagraph"/>
+        <w:numPr>
+          <w:ilvl w:val="0"/>
+          <w:numId w:val="1"/>
+        </w:numPr>
+        <w:spacing w:after="80" w:line="340"/>
+      </w:pPr>
+      <w:r>
+        <w:rPr>
+          <w:rFonts w:ascii="Microsoft YaHei" w:cs="Microsoft YaHei" w:eastAsia="Microsoft YaHei" w:hAnsi="Microsoft YaHei"/>
+        </w:rPr>
+        <w:t xml:space="preserve">自动化测试通过率：通过测试数 / 自动化测试总数，目标 100%。</w:t>
+      </w:r>
+    </w:p>
+    <w:p>
+      <w:pPr>
+        <w:pStyle w:val="ListParagraph"/>
+        <w:numPr>
+          <w:ilvl w:val="0"/>
+          <w:numId w:val="1"/>
+        </w:numPr>
+        <w:spacing w:after="80" w:line="340"/>
+      </w:pPr>
+      <w:r>
+        <w:rPr>
+          <w:rFonts w:ascii="Microsoft YaHei" w:cs="Microsoft YaHei" w:eastAsia="Microsoft YaHei" w:hAnsi="Microsoft YaHei"/>
+        </w:rPr>
+        <w:t xml:space="preserve">核心闭环完成率：能够完成提交、判断、提示、修改验证和复盘的支持案例数 / 支持案例总数，目标 100%。</w:t>
+      </w:r>
+    </w:p>
+    <w:p>
+      <w:pPr>
+        <w:pStyle w:val="ListParagraph"/>
+        <w:numPr>
+          <w:ilvl w:val="0"/>
+          <w:numId w:val="1"/>
+        </w:numPr>
+        <w:spacing w:after="80" w:line="340"/>
+      </w:pPr>
+      <w:r>
+        <w:rPr>
+          <w:rFonts w:ascii="Microsoft YaHei" w:cs="Microsoft YaHei" w:eastAsia="Microsoft YaHei" w:hAnsi="Microsoft YaHei"/>
+        </w:rPr>
+        <w:t xml:space="preserve">越级泄露次数：第1—4级出现完整答案的次数，目标 0。</w:t>
+      </w:r>
+    </w:p>
+    <w:p>
+      <w:pPr>
+        <w:pStyle w:val="ListParagraph"/>
+        <w:numPr>
+          <w:ilvl w:val="0"/>
+          <w:numId w:val="1"/>
+        </w:numPr>
+        <w:spacing w:after="80" w:line="340"/>
+      </w:pPr>
+      <w:r>
+        <w:rPr>
+          <w:rFonts w:ascii="Microsoft YaHei" w:cs="Microsoft YaHei" w:eastAsia="Microsoft YaHei" w:hAnsi="Microsoft YaHei"/>
+        </w:rPr>
+        <w:t xml:space="preserve">误判成功次数：未修改、删除语句或仍错误代码被判为成功的次数，目标 0。</w:t>
+      </w:r>
+    </w:p>
+    <w:p>
+      <w:pPr>
+        <w:pStyle w:val="ListParagraph"/>
+        <w:numPr>
+          <w:ilvl w:val="0"/>
+          <w:numId w:val="1"/>
+        </w:numPr>
+        <w:spacing w:after="80" w:line="340"/>
+      </w:pPr>
+      <w:r>
+        <w:rPr>
+          <w:rFonts w:ascii="Microsoft YaHei" w:cs="Microsoft YaHei" w:eastAsia="Microsoft YaHei" w:hAnsi="Microsoft YaHei"/>
+        </w:rPr>
+        <w:t xml:space="preserve">接口可用性：线上前端、健康检查和真实 AI 冒烟请求均应返回成功。</w:t>
+      </w:r>
+    </w:p>
+    <w:p>
+      <w:pPr>
+        <w:pStyle w:val="ListParagraph"/>
+        <w:numPr>
+          <w:ilvl w:val="0"/>
+          <w:numId w:val="1"/>
+        </w:numPr>
+        <w:spacing w:after="80" w:line="340"/>
+      </w:pPr>
+      <w:r>
+        <w:rPr>
+          <w:rFonts w:ascii="Microsoft YaHei" w:cs="Microsoft YaHei" w:eastAsia="Microsoft YaHei" w:hAnsi="Microsoft YaHei"/>
+        </w:rPr>
+        <w:t xml:space="preserve">安全边界：未知来源 CORS 应拒绝，公开响应不得包含密钥、堆栈或用户代码日志。</w:t>
+      </w:r>
+    </w:p>
+    <w:p>
+      <w:pPr>
+        <w:spacing w:after="120" w:line="360"/>
+      </w:pPr>
+      <w:r>
+        <w:rPr>
+          <w:rFonts w:ascii="Microsoft YaHei" w:cs="Microsoft YaHei" w:eastAsia="Microsoft YaHei" w:hAnsi="Microsoft YaHei"/>
+        </w:rPr>
+        <w:t xml:space="preserve">复现方式包括 </w:t>
       </w:r>
       <w:r>
         <w:rPr>
@@ -2437,13 +2667,58 @@
           <w:sz w:val="20"/>
           <w:szCs w:val="20"/>
         </w:rPr>
+        <w:t xml:space="preserve">npm test</w:t>
+      </w:r>
+      <w:r>
+        <w:rPr>
+          <w:rFonts w:ascii="Microsoft YaHei" w:cs="Microsoft YaHei" w:eastAsia="Microsoft YaHei" w:hAnsi="Microsoft YaHei"/>
+        </w:rPr>
+        <w:t xml:space="preserve">、后端 </w:t>
+      </w:r>
+      <w:r>
+        <w:rPr>
+          <w:rFonts w:ascii="Consolas" w:cs="Consolas" w:eastAsia="Consolas" w:hAnsi="Consolas"/>
+          <w:color w:val="8B2F2F"/>
+          <w:sz w:val="20"/>
+          <w:szCs w:val="20"/>
+        </w:rPr>
+        <w:t xml:space="preserve">unittest</w:t>
+      </w:r>
+      <w:r>
+        <w:rPr>
+          <w:rFonts w:ascii="Microsoft YaHei" w:cs="Microsoft YaHei" w:eastAsia="Microsoft YaHei" w:hAnsi="Microsoft YaHei"/>
+        </w:rPr>
+        <w:t xml:space="preserve">、GitHub Actions、</w:t>
+      </w:r>
+      <w:r>
+        <w:rPr>
+          <w:rFonts w:ascii="Consolas" w:cs="Consolas" w:eastAsia="Consolas" w:hAnsi="Consolas"/>
+          <w:color w:val="8B2F2F"/>
+          <w:sz w:val="20"/>
+          <w:szCs w:val="20"/>
+        </w:rPr>
+        <w:t xml:space="preserve">scripts/smoke_test.py</w:t>
+      </w:r>
+      <w:r>
+        <w:rPr>
+          <w:rFonts w:ascii="Microsoft YaHei" w:cs="Microsoft YaHei" w:eastAsia="Microsoft YaHei" w:hAnsi="Microsoft YaHei"/>
+        </w:rPr>
+        <w:t xml:space="preserve"> 和 </w:t>
+      </w:r>
+      <w:r>
+        <w:rPr>
+          <w:rFonts w:ascii="Consolas" w:cs="Consolas" w:eastAsia="Consolas" w:hAnsi="Consolas"/>
+          <w:color w:val="8B2F2F"/>
+          <w:sz w:val="20"/>
+          <w:szCs w:val="20"/>
+        </w:rPr>
         <w:t xml:space="preserve">test-cases.md</w:t>
       </w:r>
       <w:r>
         <w:rPr>
           <w:rFonts w:ascii="Microsoft YaHei" w:cs="Microsoft YaHei" w:eastAsia="Microsoft YaHei" w:hAnsi="Microsoft YaHei"/>
         </w:rPr>
-        <w:t xml:space="preserve">。</w:t>
+        <w:t xml:space="preserve"> 中的逐项步骤。</w:t>
       </w:r>
     </w:p>
     <w:p>
@@ -2455,6 +2730,205 @@
         <w:rPr>
           <w:rFonts w:ascii="Microsoft YaHei" w:cs="Microsoft YaHei" w:eastAsia="Microsoft YaHei" w:hAnsi="Microsoft YaHei"/>
         </w:rPr>
+        <w:t xml:space="preserve">8. 测试结果与案例展示</w:t>
+      </w:r>
+    </w:p>
+    <w:p>
+      <w:pPr>
+        <w:pStyle w:val="ListParagraph"/>
+        <w:numPr>
+          <w:ilvl w:val="0"/>
+          <w:numId w:val="1"/>
+        </w:numPr>
+        <w:spacing w:after="80" w:line="340"/>
+      </w:pPr>
+      <w:r>
+        <w:rPr>
+          <w:rFonts w:ascii="Microsoft YaHei" w:cs="Microsoft YaHei" w:eastAsia="Microsoft YaHei" w:hAnsi="Microsoft YaHei"/>
+        </w:rPr>
+        <w:t xml:space="preserve">前端 35 项自动化测试：验证器、提示锁、会话恢复、演示数据、知识依据、复习计划、迁移练习、导出结构和异常数据降级等。</w:t>
+      </w:r>
+    </w:p>
+    <w:p>
+      <w:pPr>
+        <w:pStyle w:val="ListParagraph"/>
+        <w:numPr>
+          <w:ilvl w:val="0"/>
+          <w:numId w:val="1"/>
+        </w:numPr>
+        <w:spacing w:after="80" w:line="340"/>
+      </w:pPr>
+      <w:r>
+        <w:rPr>
+          <w:rFonts w:ascii="Microsoft YaHei" w:cs="Microsoft YaHei" w:eastAsia="Microsoft YaHei" w:hAnsi="Microsoft YaHei"/>
+        </w:rPr>
+        <w:t xml:space="preserve">后端 12 项自动化测试：正常响应、AI 异常、字段边界、健康检查、安全头、请求 ID 和 CORS。</w:t>
+      </w:r>
+    </w:p>
+    <w:p>
+      <w:pPr>
+        <w:pStyle w:val="ListParagraph"/>
+        <w:numPr>
+          <w:ilvl w:val="0"/>
+          <w:numId w:val="1"/>
+        </w:numPr>
+        <w:spacing w:after="80" w:line="340"/>
+      </w:pPr>
+      <w:r>
+        <w:rPr>
+          <w:rFonts w:ascii="Microsoft YaHei" w:cs="Microsoft YaHei" w:eastAsia="Microsoft YaHei" w:hAnsi="Microsoft YaHei"/>
+        </w:rPr>
+        <w:t xml:space="preserve">GitHub Actions 在每次推送和拉取请求时自动运行测试、Lint、构建、依赖检查。</w:t>
+      </w:r>
+    </w:p>
+    <w:p>
+      <w:pPr>
+        <w:pStyle w:val="ListParagraph"/>
+        <w:numPr>
+          <w:ilvl w:val="0"/>
+          <w:numId w:val="1"/>
+        </w:numPr>
+        <w:spacing w:after="80" w:line="340"/>
+      </w:pPr>
+      <w:r>
+        <w:rPr>
+          <w:rFonts w:ascii="Microsoft YaHei" w:cs="Microsoft YaHei" w:eastAsia="Microsoft YaHei" w:hAnsi="Microsoft YaHei"/>
+        </w:rPr>
+        <w:t xml:space="preserve">线上验收脚本检查前后端状态、健康接口、安全头和 CORS。</w:t>
+      </w:r>
+    </w:p>
+    <w:p>
+      <w:pPr>
+        <w:spacing w:after="120" w:line="360"/>
+      </w:pPr>
+      <w:r>
+        <w:rPr>
+          <w:rFonts w:ascii="Microsoft YaHei" w:cs="Microsoft YaHei" w:eastAsia="Microsoft YaHei" w:hAnsi="Microsoft YaHei"/>
+        </w:rPr>
+        <w:t xml:space="preserve">自动化测试通过率为 47/47（100%）；生产构建、Lint 和依赖检查通过。IndexError 案例中，</w:t>
+      </w:r>
+      <w:r>
+        <w:rPr>
+          <w:rFonts w:ascii="Consolas" w:cs="Consolas" w:eastAsia="Consolas" w:hAnsi="Consolas"/>
+          <w:color w:val="8B2F2F"/>
+          <w:sz w:val="20"/>
+          <w:szCs w:val="20"/>
+        </w:rPr>
+        <w:t xml:space="preserve">numbers[3]</w:t>
+      </w:r>
+      <w:r>
+        <w:rPr>
+          <w:rFonts w:ascii="Microsoft YaHei" w:cs="Microsoft YaHei" w:eastAsia="Microsoft YaHei" w:hAnsi="Microsoft YaHei"/>
+        </w:rPr>
+        <w:t xml:space="preserve"> 不修改、只改注释或删除访问语句均不会通过，改为 </w:t>
+      </w:r>
+      <w:r>
+        <w:rPr>
+          <w:rFonts w:ascii="Consolas" w:cs="Consolas" w:eastAsia="Consolas" w:hAnsi="Consolas"/>
+          <w:color w:val="8B2F2F"/>
+          <w:sz w:val="20"/>
+          <w:szCs w:val="20"/>
+        </w:rPr>
+        <w:t xml:space="preserve">numbers[2]</w:t>
+      </w:r>
+      <w:r>
+        <w:rPr>
+          <w:rFonts w:ascii="Microsoft YaHei" w:cs="Microsoft YaHei" w:eastAsia="Microsoft YaHei" w:hAnsi="Microsoft YaHei"/>
+        </w:rPr>
+        <w:t xml:space="preserve"> 或 </w:t>
+      </w:r>
+      <w:r>
+        <w:rPr>
+          <w:rFonts w:ascii="Consolas" w:cs="Consolas" w:eastAsia="Consolas" w:hAnsi="Consolas"/>
+          <w:color w:val="8B2F2F"/>
+          <w:sz w:val="20"/>
+          <w:szCs w:val="20"/>
+        </w:rPr>
+        <w:t xml:space="preserve">numbers[-1]</w:t>
+      </w:r>
+      <w:r>
+        <w:rPr>
+          <w:rFonts w:ascii="Microsoft YaHei" w:cs="Microsoft YaHei" w:eastAsia="Microsoft YaHei" w:hAnsi="Microsoft YaHei"/>
+        </w:rPr>
+        <w:t xml:space="preserve"> 可通过。TypeError 案例支持 </w:t>
+      </w:r>
+      <w:r>
+        <w:rPr>
+          <w:rFonts w:ascii="Consolas" w:cs="Consolas" w:eastAsia="Consolas" w:hAnsi="Consolas"/>
+          <w:color w:val="8B2F2F"/>
+          <w:sz w:val="20"/>
+          <w:szCs w:val="20"/>
+        </w:rPr>
+        <w:t xml:space="preserve">str()</w:t>
+      </w:r>
+      <w:r>
+        <w:rPr>
+          <w:rFonts w:ascii="Microsoft YaHei" w:cs="Microsoft YaHei" w:eastAsia="Microsoft YaHei" w:hAnsi="Microsoft YaHei"/>
+        </w:rPr>
+        <w:t xml:space="preserve">、f-string 和逗号分隔输出；SyntaxError 案例要求补回原复合语句的冒号，删除语句不会被误判成功。</w:t>
+      </w:r>
+    </w:p>
+    <w:p>
+      <w:pPr>
+        <w:spacing w:after="120" w:line="360"/>
+      </w:pPr>
+      <w:r>
+        <w:rPr>
+          <w:rFonts w:ascii="Microsoft YaHei" w:cs="Microsoft YaHei" w:eastAsia="Microsoft YaHei" w:hAnsi="Microsoft YaHei"/>
+        </w:rPr>
+        <w:t xml:space="preserve">线上验收确认前端与健康接口 HTTP 200、真实 DeepSeek 请求返回非空一级提示、合法来源 CORS 通过、未知来源被拒绝。桌面端与 500 px 窄屏首屏均已保存视觉证据。完整结果见 </w:t>
+      </w:r>
+      <w:r>
+        <w:rPr>
+          <w:rFonts w:ascii="Consolas" w:cs="Consolas" w:eastAsia="Consolas" w:hAnsi="Consolas"/>
+          <w:color w:val="8B2F2F"/>
+          <w:sz w:val="20"/>
+          <w:szCs w:val="20"/>
+        </w:rPr>
+        <w:t xml:space="preserve">final-package/acceptance-report.md</w:t>
+      </w:r>
+      <w:r>
+        <w:rPr>
+          <w:rFonts w:ascii="Microsoft YaHei" w:cs="Microsoft YaHei" w:eastAsia="Microsoft YaHei" w:hAnsi="Microsoft YaHei"/>
+        </w:rPr>
+        <w:t xml:space="preserve">。</w:t>
+      </w:r>
+    </w:p>
+    <w:p>
+      <w:pPr>
+        <w:spacing w:after="120" w:line="360"/>
+      </w:pPr>
+      <w:r>
+        <w:rPr>
+          <w:rFonts w:ascii="Microsoft YaHei" w:cs="Microsoft YaHei" w:eastAsia="Microsoft YaHei" w:hAnsi="Microsoft YaHei"/>
+        </w:rPr>
+        <w:t xml:space="preserve">正式测试用例见 </w:t>
+      </w:r>
+      <w:r>
+        <w:rPr>
+          <w:rFonts w:ascii="Consolas" w:cs="Consolas" w:eastAsia="Consolas" w:hAnsi="Consolas"/>
+          <w:color w:val="8B2F2F"/>
+          <w:sz w:val="20"/>
+          <w:szCs w:val="20"/>
+        </w:rPr>
+        <w:t xml:space="preserve">test-cases.md</w:t>
+      </w:r>
+      <w:r>
+        <w:rPr>
+          <w:rFonts w:ascii="Microsoft YaHei" w:cs="Microsoft YaHei" w:eastAsia="Microsoft YaHei" w:hAnsi="Microsoft YaHei"/>
+        </w:rPr>
+        <w:t xml:space="preserve">。</w:t>
+      </w:r>
+    </w:p>
+    <w:p>
+      <w:pPr>
+        <w:pStyle w:val="Heading1"/>
+        <w:keepNext/>
+      </w:pPr>
+      <w:r>
+        <w:rPr>
+          <w:rFonts w:ascii="Microsoft YaHei" w:cs="Microsoft YaHei" w:eastAsia="Microsoft YaHei" w:hAnsi="Microsoft YaHei"/>
+        </w:rPr>
         <w:t xml:space="preserve">9. 部署与配置</w:t>
       </w:r>
     </w:p>
@@ -2485,7 +2959,7 @@
         </w:rPr>
         <w:t xml:space="preserve">前端：</w:t>
       </w:r>
-      <w:hyperlink w:history="1" r:id="rId8o70s-z-9od2z5veethik">
+      <w:hyperlink w:history="1" r:id="rIddvkyo_k3o30xktafwxsdv">
         <w:r>
           <w:rPr>
             <w:rFonts w:ascii="Microsoft YaHei" w:cs="Microsoft YaHei" w:eastAsia="Microsoft YaHei" w:hAnsi="Microsoft YaHei"/>
@@ -2511,7 +2985,7 @@
         </w:rPr>
         <w:t xml:space="preserve">后端：</w:t>
       </w:r>
-      <w:hyperlink w:history="1" r:id="rId9_qfzecqzpm9buoxjas5g">
+      <w:hyperlink w:history="1" r:id="rIdvbyumyxisoir_fxbcmvsl">
         <w:r>
           <w:rPr>
             <w:rFonts w:ascii="Microsoft YaHei" w:cs="Microsoft YaHei" w:eastAsia="Microsoft YaHei" w:hAnsi="Microsoft YaHei"/>
@@ -2537,7 +3011,7 @@
         </w:rPr>
         <w:t xml:space="preserve">API 文档：</w:t>
       </w:r>
-      <w:hyperlink w:history="1" r:id="rIdhnns6neyasg6qz34xa0ic">
+      <w:hyperlink w:history="1" r:id="rId4346fw8t3eyfcglhraapf">
         <w:r>
           <w:rPr>
             <w:rFonts w:ascii="Microsoft YaHei" w:cs="Microsoft YaHei" w:eastAsia="Microsoft YaHei" w:hAnsi="Microsoft YaHei"/>
@@ -2985,7 +3459,7 @@
         <w:sz w:val="18"/>
         <w:szCs w:val="18"/>
       </w:rPr>
-      <w:t xml:space="preserve">BugMentor · 中兴赛道 · 技术文档</w:t>
+      <w:t xml:space="preserve">BugMentor · 中兴赛道 · 技术报告</w:t>
     </w:r>
   </w:p>
 </w:hdr>
